--- a/docs/advisory-board/content-review-and-signoff-log.docx
+++ b/docs/advisory-board/content-review-and-signoff-log.docx
@@ -1,6 +1,6 @@
 
 <file path=word/document.xml><?xml version="1.0" encoding="utf-8"?>
-<w:document xmlns:wpc="http://schemas.microsoft.com/office/word/2010/wordprocessingCanvas" xmlns:cx="http://schemas.microsoft.com/office/drawing/2014/chartex" xmlns:cx1="http://schemas.microsoft.com/office/drawing/2015/9/8/chartex" xmlns:cx2="http://schemas.microsoft.com/office/drawing/2015/10/21/chartex" xmlns:cx3="http://schemas.microsoft.com/office/drawing/2016/5/9/chartex" xmlns:cx4="http://schemas.microsoft.com/office/drawing/2016/5/10/chartex" xmlns:cx5="http://schemas.microsoft.com/office/drawing/2016/5/11/chartex" xmlns:cx6="http://schemas.microsoft.com/office/drawing/2016/5/12/chartex" xmlns:cx7="http://schemas.microsoft.com/office/drawing/2016/5/13/chartex" xmlns:cx8="http://schemas.microsoft.com/office/drawing/2016/5/14/chartex" xmlns:mc="http://schemas.openxmlformats.org/markup-compatibility/2006" xmlns:aink="http://schemas.microsoft.com/office/drawing/2016/ink" xmlns:am3d="http://schemas.microsoft.com/office/drawing/2017/model3d" xmlns:o="urn:schemas-microsoft-com:office:office" xmlns:oel="http://schemas.microsoft.com/office/2019/extlst" xmlns:r="http://schemas.openxmlformats.org/officeDocument/2006/relationships" xmlns:m="http://schemas.openxmlformats.org/officeDocument/2006/math" xmlns:v="urn:schemas-microsoft-com:vml" xmlns:wp14="http://schemas.microsoft.com/office/word/2010/wordprocessingDrawing" xmlns:wp="http://schemas.openxmlformats.org/drawingml/2006/wordprocessingDrawing" xmlns:w10="urn:schemas-microsoft-com:office:word" xmlns:w="http://schemas.openxmlformats.org/wordprocessingml/2006/main" xmlns:w14="http://schemas.microsoft.com/office/word/2010/wordml" xmlns:w15="http://schemas.microsoft.com/office/word/2012/wordml" xmlns:w16cex="http://schemas.microsoft.com/office/word/2018/wordml/cex" xmlns:w16cid="http://schemas.microsoft.com/office/word/2016/wordml/cid" xmlns:w16="http://schemas.microsoft.com/office/word/2018/wordml" xmlns:w16du="http://schemas.microsoft.com/office/word/2023/wordml/word16du" xmlns:w16sdtdh="http://schemas.microsoft.com/office/word/2020/wordml/sdtdatahash" xmlns:w16sdtfl="http://schemas.microsoft.com/office/word/2024/wordml/sdtformatlock" xmlns:w16se="http://schemas.microsoft.com/office/word/2015/wordml/symex" xmlns:wpg="http://schemas.microsoft.com/office/word/2010/wordprocessingGroup" xmlns:wpi="http://schemas.microsoft.com/office/word/2010/wordprocessingInk" xmlns:wne="http://schemas.microsoft.com/office/word/2006/wordml" xmlns:wps="http://schemas.microsoft.com/office/word/2010/wordprocessingShape" mc:Ignorable="w14 w15 w16se w16cid w16 w16cex w16sdtdh w16sdtfl w16du wp14">
+<w:document xmlns:wpc="http://schemas.microsoft.com/office/word/2010/wordprocessingCanvas" xmlns:cx="http://schemas.microsoft.com/office/drawing/2014/chartex" xmlns:cx1="http://schemas.microsoft.com/office/drawing/2015/9/8/chartex" xmlns:cx2="http://schemas.microsoft.com/office/drawing/2015/10/21/chartex" xmlns:cx3="http://schemas.microsoft.com/office/drawing/2016/5/9/chartex" xmlns:cx4="http://schemas.microsoft.com/office/drawing/2016/5/10/chartex" xmlns:cx5="http://schemas.microsoft.com/office/drawing/2016/5/11/chartex" xmlns:cx6="http://schemas.microsoft.com/office/drawing/2016/5/12/chartex" xmlns:cx7="http://schemas.microsoft.com/office/drawing/2016/5/13/chartex" xmlns:cx8="http://schemas.microsoft.com/office/drawing/2016/5/14/chartex" xmlns:mc="http://schemas.openxmlformats.org/markup-compatibility/2006" xmlns:m="http://schemas.openxmlformats.org/officeDocument/2006/math" xmlns:aink="http://schemas.microsoft.com/office/drawing/2016/ink" xmlns:am3d="http://schemas.microsoft.com/office/drawing/2017/model3d" xmlns:oel="http://schemas.microsoft.com/office/2019/extlst" xmlns:r="http://schemas.openxmlformats.org/officeDocument/2006/relationships" xmlns:wp14="http://schemas.microsoft.com/office/word/2010/wordprocessingDrawing" xmlns:wp="http://schemas.openxmlformats.org/drawingml/2006/wordprocessingDrawing" xmlns:wpg="http://schemas.microsoft.com/office/word/2010/wordprocessingGroup" xmlns:wpi="http://schemas.microsoft.com/office/word/2010/wordprocessingInk" xmlns:wps="http://schemas.microsoft.com/office/word/2010/wordprocessingShape" xmlns:o="urn:schemas-microsoft-com:office:office" xmlns:v="urn:schemas-microsoft-com:vml" xmlns:w10="urn:schemas-microsoft-com:office:word" xmlns:w="http://schemas.openxmlformats.org/wordprocessingml/2006/main" xmlns:w14="http://schemas.microsoft.com/office/word/2010/wordml" xmlns:w15="http://schemas.microsoft.com/office/word/2012/wordml" xmlns:w16cei="http://schemas.microsoft.com/office/word/2026/wordml/cei" xmlns:w16cex="http://schemas.microsoft.com/office/word/2018/wordml/cex" xmlns:w16cid="http://schemas.microsoft.com/office/word/2016/wordml/cid" xmlns:w16="http://schemas.microsoft.com/office/word/2018/wordml" xmlns:w16sdtdh="http://schemas.microsoft.com/office/word/2020/wordml/sdtdatahash" xmlns:w16sdtfl="http://schemas.microsoft.com/office/word/2024/wordml/sdtformatlock" xmlns:w16se="http://schemas.microsoft.com/office/word/2015/wordml/symex" xmlns:w16du="http://schemas.microsoft.com/office/word/2023/wordml/word16du" xmlns:wne="http://schemas.microsoft.com/office/word/2006/wordml" mc:Ignorable="w14 w15 w16se w16cid w16 w16cex w16sdtdh w16sdtfl w16du wp14">
   <w:body>
     <w:p>
       <w:r>
@@ -46,13 +46,30 @@
         <w:t xml:space="preserve">Product / version: </w:t>
       </w:r>
       <w:r>
-        <w:t>Joint Journey [version]  </w:t>
+        <w:t xml:space="preserve">Joint Journey </w:t>
+      </w:r>
+      <w:r>
+        <w:t>10/08/</w:t>
+      </w:r>
+      <w:proofErr w:type="gramStart"/>
+      <w:r>
+        <w:t>2026</w:t>
+      </w:r>
+      <w:r>
+        <w:t xml:space="preserve">  </w:t>
       </w:r>
       <w:r>
         <w:rPr>
           <w:b/>
         </w:rPr>
-        <w:t xml:space="preserve">Log owner (CSO): </w:t>
+        <w:t>Log</w:t>
+      </w:r>
+      <w:proofErr w:type="gramEnd"/>
+      <w:r>
+        <w:rPr>
+          <w:b/>
+        </w:rPr>
+        <w:t xml:space="preserve"> owner (CSO): </w:t>
       </w:r>
       <w:r>
         <w:t>[Mr Benjamin Zucker]</w:t>
@@ -68,17 +85,16 @@
       <w:tblGrid>
         <w:gridCol w:w="1453"/>
         <w:gridCol w:w="1299"/>
-        <w:gridCol w:w="952"/>
+        <w:gridCol w:w="1182"/>
         <w:gridCol w:w="1232"/>
-        <w:gridCol w:w="652"/>
-        <w:gridCol w:w="1280"/>
+        <w:gridCol w:w="1505"/>
         <w:gridCol w:w="1197"/>
-        <w:gridCol w:w="791"/>
+        <w:gridCol w:w="979"/>
       </w:tblGrid>
       <w:tr>
         <w:tc>
           <w:tcPr>
-            <w:tcW w:w="2016" w:type="dxa"/>
+            <w:tcW w:w="1453" w:type="dxa"/>
             <w:shd w:val="clear" w:color="auto" w:fill="1F3A5F"/>
           </w:tcPr>
           <w:p>
@@ -94,7 +110,7 @@
         </w:tc>
         <w:tc>
           <w:tcPr>
-            <w:tcW w:w="1296" w:type="dxa"/>
+            <w:tcW w:w="1299" w:type="dxa"/>
             <w:shd w:val="clear" w:color="auto" w:fill="1F3A5F"/>
           </w:tcPr>
           <w:p>
@@ -110,7 +126,7 @@
         </w:tc>
         <w:tc>
           <w:tcPr>
-            <w:tcW w:w="1296" w:type="dxa"/>
+            <w:tcW w:w="1182" w:type="dxa"/>
             <w:shd w:val="clear" w:color="auto" w:fill="1F3A5F"/>
           </w:tcPr>
           <w:p>
@@ -120,13 +136,13 @@
                 <w:color w:val="FFFFFF"/>
                 <w:sz w:val="16"/>
               </w:rPr>
-              <w:t>Version reviewed</w:t>
+              <w:t>Date reviewed</w:t>
             </w:r>
           </w:p>
         </w:tc>
         <w:tc>
           <w:tcPr>
-            <w:tcW w:w="2016" w:type="dxa"/>
+            <w:tcW w:w="1232" w:type="dxa"/>
             <w:shd w:val="clear" w:color="auto" w:fill="1F3A5F"/>
           </w:tcPr>
           <w:p>
@@ -142,23 +158,7 @@
         </w:tc>
         <w:tc>
           <w:tcPr>
-            <w:tcW w:w="1008" w:type="dxa"/>
-            <w:shd w:val="clear" w:color="auto" w:fill="1F3A5F"/>
-          </w:tcPr>
-          <w:p>
-            <w:r>
-              <w:rPr>
-                <w:b/>
-                <w:color w:val="FFFFFF"/>
-                <w:sz w:val="16"/>
-              </w:rPr>
-              <w:t>Date</w:t>
-            </w:r>
-          </w:p>
-        </w:tc>
-        <w:tc>
-          <w:tcPr>
-            <w:tcW w:w="2304" w:type="dxa"/>
+            <w:tcW w:w="1505" w:type="dxa"/>
             <w:shd w:val="clear" w:color="auto" w:fill="1F3A5F"/>
           </w:tcPr>
           <w:p>
@@ -174,7 +174,7 @@
         </w:tc>
         <w:tc>
           <w:tcPr>
-            <w:tcW w:w="2016" w:type="dxa"/>
+            <w:tcW w:w="1197" w:type="dxa"/>
             <w:shd w:val="clear" w:color="auto" w:fill="1F3A5F"/>
           </w:tcPr>
           <w:p>
@@ -190,7 +190,7 @@
         </w:tc>
         <w:tc>
           <w:tcPr>
-            <w:tcW w:w="1152" w:type="dxa"/>
+            <w:tcW w:w="979" w:type="dxa"/>
             <w:shd w:val="clear" w:color="auto" w:fill="1F3A5F"/>
           </w:tcPr>
           <w:p>
@@ -208,7 +208,7 @@
       <w:tr>
         <w:tc>
           <w:tcPr>
-            <w:tcW w:w="2016" w:type="dxa"/>
+            <w:tcW w:w="1453" w:type="dxa"/>
           </w:tcPr>
           <w:p>
             <w:r>
@@ -229,25 +229,13 @@
               <w:rPr>
                 <w:sz w:val="16"/>
               </w:rPr>
-              <w:t xml:space="preserve"> </w:t>
-            </w:r>
-            <w:r>
-              <w:rPr>
-                <w:sz w:val="16"/>
-              </w:rPr>
-              <w:t>-</w:t>
-            </w:r>
-            <w:r>
-              <w:rPr>
-                <w:sz w:val="16"/>
-              </w:rPr>
-              <w:t xml:space="preserve"> Hip</w:t>
+              <w:t xml:space="preserve"> - Hip</w:t>
             </w:r>
           </w:p>
         </w:tc>
         <w:tc>
           <w:tcPr>
-            <w:tcW w:w="1296" w:type="dxa"/>
+            <w:tcW w:w="1299" w:type="dxa"/>
           </w:tcPr>
           <w:p>
             <w:r>
@@ -260,45 +248,59 @@
         </w:tc>
         <w:tc>
           <w:tcPr>
-            <w:tcW w:w="1296" w:type="dxa"/>
+            <w:tcW w:w="1182" w:type="dxa"/>
           </w:tcPr>
-          <w:p/>
+          <w:p>
+            <w:r>
+              <w:t>10/08/2026</w:t>
+            </w:r>
+          </w:p>
         </w:tc>
         <w:tc>
           <w:tcPr>
-            <w:tcW w:w="2016" w:type="dxa"/>
+            <w:tcW w:w="1232" w:type="dxa"/>
           </w:tcPr>
-          <w:p/>
+          <w:p>
+            <w:r>
+              <w:t>Mariam Sabet</w:t>
+            </w:r>
+          </w:p>
         </w:tc>
         <w:tc>
           <w:tcPr>
-            <w:tcW w:w="1008" w:type="dxa"/>
+            <w:tcW w:w="1505" w:type="dxa"/>
           </w:tcPr>
-          <w:p/>
+          <w:p>
+            <w:r>
+              <w:t>Goals adjusted to reflect earlier aim to limp free gait</w:t>
+            </w:r>
+          </w:p>
         </w:tc>
         <w:tc>
           <w:tcPr>
-            <w:tcW w:w="2304" w:type="dxa"/>
+            <w:tcW w:w="1197" w:type="dxa"/>
           </w:tcPr>
-          <w:p/>
+          <w:p>
+            <w:r>
+              <w:t>Approved</w:t>
+            </w:r>
+          </w:p>
         </w:tc>
         <w:tc>
           <w:tcPr>
-            <w:tcW w:w="2016" w:type="dxa"/>
+            <w:tcW w:w="979" w:type="dxa"/>
           </w:tcPr>
-          <w:p/>
-        </w:tc>
-        <w:tc>
-          <w:tcPr>
-            <w:tcW w:w="1152" w:type="dxa"/>
-          </w:tcPr>
-          <w:p/>
+          <w:p>
+            <w:r>
+              <w:t>10/11/26</w:t>
+            </w:r>
+          </w:p>
         </w:tc>
       </w:tr>
       <w:tr>
         <w:tc>
           <w:tcPr>
-            <w:tcW w:w="2016" w:type="dxa"/>
+            <w:tcW w:w="1453" w:type="dxa"/>
           </w:tcPr>
           <w:p>
             <w:r>
@@ -319,25 +321,13 @@
               <w:rPr>
                 <w:sz w:val="16"/>
               </w:rPr>
-              <w:t xml:space="preserve"> </w:t>
-            </w:r>
-            <w:r>
-              <w:rPr>
-                <w:sz w:val="16"/>
-              </w:rPr>
-              <w:t>-</w:t>
-            </w:r>
-            <w:r>
-              <w:rPr>
-                <w:sz w:val="16"/>
-              </w:rPr>
-              <w:t xml:space="preserve"> Knee</w:t>
+              <w:t xml:space="preserve"> - Knee</w:t>
             </w:r>
           </w:p>
         </w:tc>
         <w:tc>
           <w:tcPr>
-            <w:tcW w:w="1296" w:type="dxa"/>
+            <w:tcW w:w="1299" w:type="dxa"/>
           </w:tcPr>
           <w:p>
             <w:r>
@@ -350,45 +340,59 @@
         </w:tc>
         <w:tc>
           <w:tcPr>
-            <w:tcW w:w="1296" w:type="dxa"/>
+            <w:tcW w:w="1182" w:type="dxa"/>
           </w:tcPr>
-          <w:p/>
+          <w:p>
+            <w:r>
+              <w:t>10/08/2026</w:t>
+            </w:r>
+          </w:p>
         </w:tc>
         <w:tc>
           <w:tcPr>
-            <w:tcW w:w="2016" w:type="dxa"/>
+            <w:tcW w:w="1232" w:type="dxa"/>
           </w:tcPr>
-          <w:p/>
+          <w:p>
+            <w:r>
+              <w:t>Mariam Sabet</w:t>
+            </w:r>
+          </w:p>
         </w:tc>
         <w:tc>
           <w:tcPr>
-            <w:tcW w:w="1008" w:type="dxa"/>
+            <w:tcW w:w="1505" w:type="dxa"/>
           </w:tcPr>
-          <w:p/>
+          <w:p>
+            <w:r>
+              <w:t>Goals adjusted to reflect earlier aim to limp free gait</w:t>
+            </w:r>
+          </w:p>
         </w:tc>
         <w:tc>
           <w:tcPr>
-            <w:tcW w:w="2304" w:type="dxa"/>
+            <w:tcW w:w="1197" w:type="dxa"/>
           </w:tcPr>
-          <w:p/>
+          <w:p>
+            <w:r>
+              <w:t>Approved</w:t>
+            </w:r>
+          </w:p>
         </w:tc>
         <w:tc>
           <w:tcPr>
-            <w:tcW w:w="2016" w:type="dxa"/>
+            <w:tcW w:w="979" w:type="dxa"/>
           </w:tcPr>
-          <w:p/>
-        </w:tc>
-        <w:tc>
-          <w:tcPr>
-            <w:tcW w:w="1152" w:type="dxa"/>
-          </w:tcPr>
-          <w:p/>
+          <w:p>
+            <w:r>
+              <w:t>10/11/26</w:t>
+            </w:r>
+          </w:p>
         </w:tc>
       </w:tr>
       <w:tr>
         <w:tc>
           <w:tcPr>
-            <w:tcW w:w="2016" w:type="dxa"/>
+            <w:tcW w:w="1453" w:type="dxa"/>
           </w:tcPr>
           <w:p>
             <w:r>
@@ -401,7 +405,7 @@
         </w:tc>
         <w:tc>
           <w:tcPr>
-            <w:tcW w:w="1296" w:type="dxa"/>
+            <w:tcW w:w="1299" w:type="dxa"/>
           </w:tcPr>
           <w:p>
             <w:r>
@@ -414,45 +418,59 @@
         </w:tc>
         <w:tc>
           <w:tcPr>
-            <w:tcW w:w="1296" w:type="dxa"/>
+            <w:tcW w:w="1182" w:type="dxa"/>
           </w:tcPr>
-          <w:p/>
+          <w:p>
+            <w:r>
+              <w:t>10/08/2026</w:t>
+            </w:r>
+          </w:p>
         </w:tc>
         <w:tc>
           <w:tcPr>
-            <w:tcW w:w="2016" w:type="dxa"/>
+            <w:tcW w:w="1232" w:type="dxa"/>
           </w:tcPr>
-          <w:p/>
+          <w:p>
+            <w:r>
+              <w:t>Mariam Sabet</w:t>
+            </w:r>
+          </w:p>
         </w:tc>
         <w:tc>
           <w:tcPr>
-            <w:tcW w:w="1008" w:type="dxa"/>
+            <w:tcW w:w="1505" w:type="dxa"/>
           </w:tcPr>
-          <w:p/>
+          <w:p>
+            <w:r>
+              <w:t>Encouragement of building bend</w:t>
+            </w:r>
+          </w:p>
         </w:tc>
         <w:tc>
           <w:tcPr>
-            <w:tcW w:w="2304" w:type="dxa"/>
+            <w:tcW w:w="1197" w:type="dxa"/>
           </w:tcPr>
-          <w:p/>
+          <w:p>
+            <w:r>
+              <w:t>Approved</w:t>
+            </w:r>
+          </w:p>
         </w:tc>
         <w:tc>
           <w:tcPr>
-            <w:tcW w:w="2016" w:type="dxa"/>
+            <w:tcW w:w="979" w:type="dxa"/>
           </w:tcPr>
-          <w:p/>
-        </w:tc>
-        <w:tc>
-          <w:tcPr>
-            <w:tcW w:w="1152" w:type="dxa"/>
-          </w:tcPr>
-          <w:p/>
+          <w:p>
+            <w:r>
+              <w:t>10/11/26</w:t>
+            </w:r>
+          </w:p>
         </w:tc>
       </w:tr>
       <w:tr>
         <w:tc>
           <w:tcPr>
-            <w:tcW w:w="2016" w:type="dxa"/>
+            <w:tcW w:w="1453" w:type="dxa"/>
           </w:tcPr>
           <w:p>
             <w:r>
@@ -465,58 +483,88 @@
         </w:tc>
         <w:tc>
           <w:tcPr>
-            <w:tcW w:w="1296" w:type="dxa"/>
+            <w:tcW w:w="1299" w:type="dxa"/>
           </w:tcPr>
           <w:p>
             <w:r>
               <w:rPr>
                 <w:sz w:val="16"/>
               </w:rPr>
-              <w:t>Dietetics</w:t>
+              <w:t>Multidisciplinary</w:t>
             </w:r>
           </w:p>
         </w:tc>
         <w:tc>
           <w:tcPr>
-            <w:tcW w:w="1296" w:type="dxa"/>
+            <w:tcW w:w="1182" w:type="dxa"/>
           </w:tcPr>
+          <w:p>
+            <w:r>
+              <w:t>10/08/2026</w:t>
+            </w:r>
+          </w:p>
+        </w:tc>
+        <w:tc>
+          <w:tcPr>
+            <w:tcW w:w="1232" w:type="dxa"/>
+          </w:tcPr>
+          <w:p>
+            <w:r>
+              <w:t>Mariam Sabet</w:t>
+            </w:r>
+          </w:p>
+          <w:p>
+            <w:r>
+              <w:t>Shoshanna Freedman</w:t>
+            </w:r>
+          </w:p>
+          <w:p>
+            <w:r>
+              <w:t>Tom Murphy</w:t>
+            </w:r>
+          </w:p>
+          <w:p>
+            <w:r>
+              <w:t>Benjamin Zucker</w:t>
+            </w:r>
+          </w:p>
           <w:p/>
         </w:tc>
         <w:tc>
           <w:tcPr>
-            <w:tcW w:w="2016" w:type="dxa"/>
+            <w:tcW w:w="1505" w:type="dxa"/>
           </w:tcPr>
-          <w:p/>
+          <w:p>
+            <w:r>
+              <w:t>NA</w:t>
+            </w:r>
+          </w:p>
         </w:tc>
         <w:tc>
           <w:tcPr>
-            <w:tcW w:w="1008" w:type="dxa"/>
+            <w:tcW w:w="1197" w:type="dxa"/>
           </w:tcPr>
-          <w:p/>
+          <w:p>
+            <w:r>
+              <w:t>Approved</w:t>
+            </w:r>
+          </w:p>
         </w:tc>
         <w:tc>
           <w:tcPr>
-            <w:tcW w:w="2304" w:type="dxa"/>
+            <w:tcW w:w="979" w:type="dxa"/>
           </w:tcPr>
-          <w:p/>
-        </w:tc>
-        <w:tc>
-          <w:tcPr>
-            <w:tcW w:w="2016" w:type="dxa"/>
-          </w:tcPr>
-          <w:p/>
-        </w:tc>
-        <w:tc>
-          <w:tcPr>
-            <w:tcW w:w="1152" w:type="dxa"/>
-          </w:tcPr>
-          <w:p/>
+          <w:p>
+            <w:r>
+              <w:t>10/11/26</w:t>
+            </w:r>
+          </w:p>
         </w:tc>
       </w:tr>
       <w:tr>
         <w:tc>
           <w:tcPr>
-            <w:tcW w:w="2016" w:type="dxa"/>
+            <w:tcW w:w="1453" w:type="dxa"/>
           </w:tcPr>
           <w:p>
             <w:r>
@@ -529,7 +577,7 @@
         </w:tc>
         <w:tc>
           <w:tcPr>
-            <w:tcW w:w="1296" w:type="dxa"/>
+            <w:tcW w:w="1299" w:type="dxa"/>
           </w:tcPr>
           <w:p>
             <w:r>
@@ -542,45 +590,59 @@
         </w:tc>
         <w:tc>
           <w:tcPr>
-            <w:tcW w:w="1296" w:type="dxa"/>
+            <w:tcW w:w="1182" w:type="dxa"/>
           </w:tcPr>
-          <w:p/>
+          <w:p>
+            <w:r>
+              <w:t>10/08/2026</w:t>
+            </w:r>
+          </w:p>
         </w:tc>
         <w:tc>
           <w:tcPr>
-            <w:tcW w:w="2016" w:type="dxa"/>
+            <w:tcW w:w="1232" w:type="dxa"/>
           </w:tcPr>
-          <w:p/>
+          <w:p>
+            <w:r>
+              <w:t>Shoshanna Freedman</w:t>
+            </w:r>
+          </w:p>
         </w:tc>
         <w:tc>
           <w:tcPr>
-            <w:tcW w:w="1008" w:type="dxa"/>
+            <w:tcW w:w="1505" w:type="dxa"/>
           </w:tcPr>
-          <w:p/>
+          <w:p>
+            <w:r>
+              <w:t>Further crisis advice signposting</w:t>
+            </w:r>
+          </w:p>
         </w:tc>
         <w:tc>
           <w:tcPr>
-            <w:tcW w:w="2304" w:type="dxa"/>
+            <w:tcW w:w="1197" w:type="dxa"/>
           </w:tcPr>
-          <w:p/>
+          <w:p>
+            <w:r>
+              <w:t>Approved</w:t>
+            </w:r>
+          </w:p>
         </w:tc>
         <w:tc>
           <w:tcPr>
-            <w:tcW w:w="2016" w:type="dxa"/>
+            <w:tcW w:w="979" w:type="dxa"/>
           </w:tcPr>
-          <w:p/>
-        </w:tc>
-        <w:tc>
-          <w:tcPr>
-            <w:tcW w:w="1152" w:type="dxa"/>
-          </w:tcPr>
-          <w:p/>
+          <w:p>
+            <w:r>
+              <w:t>10/11/26</w:t>
+            </w:r>
+          </w:p>
         </w:tc>
       </w:tr>
       <w:tr>
         <w:tc>
           <w:tcPr>
-            <w:tcW w:w="2016" w:type="dxa"/>
+            <w:tcW w:w="1453" w:type="dxa"/>
           </w:tcPr>
           <w:p>
             <w:r>
@@ -593,7 +655,7 @@
         </w:tc>
         <w:tc>
           <w:tcPr>
-            <w:tcW w:w="1296" w:type="dxa"/>
+            <w:tcW w:w="1299" w:type="dxa"/>
           </w:tcPr>
           <w:p>
             <w:r>
@@ -606,45 +668,74 @@
         </w:tc>
         <w:tc>
           <w:tcPr>
-            <w:tcW w:w="1296" w:type="dxa"/>
+            <w:tcW w:w="1182" w:type="dxa"/>
           </w:tcPr>
-          <w:p/>
+          <w:p>
+            <w:r>
+              <w:t>10/08/2026</w:t>
+            </w:r>
+          </w:p>
         </w:tc>
         <w:tc>
           <w:tcPr>
-            <w:tcW w:w="2016" w:type="dxa"/>
+            <w:tcW w:w="1232" w:type="dxa"/>
           </w:tcPr>
-          <w:p/>
+          <w:p>
+            <w:r>
+              <w:t>Mariam Sabet</w:t>
+            </w:r>
+          </w:p>
+          <w:p>
+            <w:r>
+              <w:t>Shoshanna Freedman</w:t>
+            </w:r>
+          </w:p>
+          <w:p>
+            <w:r>
+              <w:t>Tom Murphy</w:t>
+            </w:r>
+          </w:p>
+          <w:p>
+            <w:r>
+              <w:t>Benjamin Zucker</w:t>
+            </w:r>
+          </w:p>
         </w:tc>
         <w:tc>
           <w:tcPr>
-            <w:tcW w:w="1008" w:type="dxa"/>
+            <w:tcW w:w="1505" w:type="dxa"/>
           </w:tcPr>
-          <w:p/>
+          <w:p>
+            <w:r>
+              <w:t>When bathing is allowed</w:t>
+            </w:r>
+          </w:p>
         </w:tc>
         <w:tc>
           <w:tcPr>
-            <w:tcW w:w="2304" w:type="dxa"/>
+            <w:tcW w:w="1197" w:type="dxa"/>
           </w:tcPr>
-          <w:p/>
+          <w:p>
+            <w:r>
+              <w:t>Approved</w:t>
+            </w:r>
+          </w:p>
         </w:tc>
         <w:tc>
           <w:tcPr>
-            <w:tcW w:w="2016" w:type="dxa"/>
+            <w:tcW w:w="979" w:type="dxa"/>
           </w:tcPr>
-          <w:p/>
-        </w:tc>
-        <w:tc>
-          <w:tcPr>
-            <w:tcW w:w="1152" w:type="dxa"/>
-          </w:tcPr>
-          <w:p/>
+          <w:p>
+            <w:r>
+              <w:t>10/11/26</w:t>
+            </w:r>
+          </w:p>
         </w:tc>
       </w:tr>
       <w:tr>
         <w:tc>
           <w:tcPr>
-            <w:tcW w:w="2016" w:type="dxa"/>
+            <w:tcW w:w="1453" w:type="dxa"/>
           </w:tcPr>
           <w:p>
             <w:r>
@@ -657,7 +748,7 @@
         </w:tc>
         <w:tc>
           <w:tcPr>
-            <w:tcW w:w="1296" w:type="dxa"/>
+            <w:tcW w:w="1299" w:type="dxa"/>
           </w:tcPr>
           <w:p>
             <w:r>
@@ -670,58 +761,88 @@
         </w:tc>
         <w:tc>
           <w:tcPr>
-            <w:tcW w:w="1296" w:type="dxa"/>
+            <w:tcW w:w="1182" w:type="dxa"/>
           </w:tcPr>
-          <w:p/>
+          <w:p>
+            <w:r>
+              <w:t>10/08/2026</w:t>
+            </w:r>
+          </w:p>
         </w:tc>
         <w:tc>
           <w:tcPr>
-            <w:tcW w:w="2016" w:type="dxa"/>
+            <w:tcW w:w="1232" w:type="dxa"/>
           </w:tcPr>
-          <w:p/>
+          <w:p>
+            <w:r>
+              <w:t>Mariam Sabet</w:t>
+            </w:r>
+          </w:p>
+          <w:p>
+            <w:r>
+              <w:t>Shoshanna Freedman</w:t>
+            </w:r>
+          </w:p>
+          <w:p>
+            <w:r>
+              <w:t>Tom Murphy</w:t>
+            </w:r>
+          </w:p>
+          <w:p>
+            <w:r>
+              <w:t>Benjamin Zucker</w:t>
+            </w:r>
+          </w:p>
         </w:tc>
         <w:tc>
           <w:tcPr>
-            <w:tcW w:w="1008" w:type="dxa"/>
+            <w:tcW w:w="1505" w:type="dxa"/>
           </w:tcPr>
-          <w:p/>
+          <w:p>
+            <w:r>
+              <w:t>NA</w:t>
+            </w:r>
+          </w:p>
         </w:tc>
         <w:tc>
           <w:tcPr>
-            <w:tcW w:w="2304" w:type="dxa"/>
+            <w:tcW w:w="1197" w:type="dxa"/>
           </w:tcPr>
-          <w:p/>
+          <w:p>
+            <w:r>
+              <w:t>Approved</w:t>
+            </w:r>
+          </w:p>
         </w:tc>
         <w:tc>
           <w:tcPr>
-            <w:tcW w:w="2016" w:type="dxa"/>
+            <w:tcW w:w="979" w:type="dxa"/>
           </w:tcPr>
-          <w:p/>
-        </w:tc>
-        <w:tc>
-          <w:tcPr>
-            <w:tcW w:w="1152" w:type="dxa"/>
-          </w:tcPr>
-          <w:p/>
+          <w:p>
+            <w:r>
+              <w:t>10/11/26</w:t>
+            </w:r>
+          </w:p>
         </w:tc>
       </w:tr>
       <w:tr>
         <w:tc>
           <w:tcPr>
-            <w:tcW w:w="2016" w:type="dxa"/>
+            <w:tcW w:w="1453" w:type="dxa"/>
           </w:tcPr>
           <w:p>
             <w:r>
               <w:rPr>
                 <w:sz w:val="16"/>
               </w:rPr>
+              <w:lastRenderedPageBreak/>
               <w:t>'Why It Works' / evidence content</w:t>
             </w:r>
           </w:p>
         </w:tc>
         <w:tc>
           <w:tcPr>
-            <w:tcW w:w="1296" w:type="dxa"/>
+            <w:tcW w:w="1299" w:type="dxa"/>
           </w:tcPr>
           <w:p>
             <w:r>
@@ -734,39 +855,68 @@
         </w:tc>
         <w:tc>
           <w:tcPr>
-            <w:tcW w:w="1296" w:type="dxa"/>
+            <w:tcW w:w="1182" w:type="dxa"/>
           </w:tcPr>
-          <w:p/>
+          <w:p>
+            <w:r>
+              <w:t>10/08/2026</w:t>
+            </w:r>
+          </w:p>
         </w:tc>
         <w:tc>
           <w:tcPr>
-            <w:tcW w:w="2016" w:type="dxa"/>
+            <w:tcW w:w="1232" w:type="dxa"/>
           </w:tcPr>
-          <w:p/>
+          <w:p>
+            <w:r>
+              <w:t>Mariam Sabet</w:t>
+            </w:r>
+          </w:p>
+          <w:p>
+            <w:r>
+              <w:t>Shoshanna Freedman</w:t>
+            </w:r>
+          </w:p>
+          <w:p>
+            <w:r>
+              <w:t>Tom Murphy</w:t>
+            </w:r>
+          </w:p>
+          <w:p>
+            <w:r>
+              <w:t>Benjamin Zucker</w:t>
+            </w:r>
+          </w:p>
         </w:tc>
         <w:tc>
           <w:tcPr>
-            <w:tcW w:w="1008" w:type="dxa"/>
+            <w:tcW w:w="1505" w:type="dxa"/>
           </w:tcPr>
-          <w:p/>
+          <w:p>
+            <w:r>
+              <w:t>NA</w:t>
+            </w:r>
+          </w:p>
         </w:tc>
         <w:tc>
           <w:tcPr>
-            <w:tcW w:w="2304" w:type="dxa"/>
+            <w:tcW w:w="1197" w:type="dxa"/>
           </w:tcPr>
-          <w:p/>
+          <w:p>
+            <w:r>
+              <w:t>Approved</w:t>
+            </w:r>
+          </w:p>
         </w:tc>
         <w:tc>
           <w:tcPr>
-            <w:tcW w:w="2016" w:type="dxa"/>
+            <w:tcW w:w="979" w:type="dxa"/>
           </w:tcPr>
-          <w:p/>
-        </w:tc>
-        <w:tc>
-          <w:tcPr>
-            <w:tcW w:w="1152" w:type="dxa"/>
-          </w:tcPr>
-          <w:p/>
+          <w:p>
+            <w:r>
+              <w:t>10/11/26</w:t>
+            </w:r>
+          </w:p>
         </w:tc>
       </w:tr>
     </w:tbl>
@@ -792,7 +942,7 @@
 </file>
 
 <file path=word/numbering.xml><?xml version="1.0" encoding="utf-8"?>
-<w:numbering xmlns:wpc="http://schemas.microsoft.com/office/word/2010/wordprocessingCanvas" xmlns:cx="http://schemas.microsoft.com/office/drawing/2014/chartex" xmlns:cx1="http://schemas.microsoft.com/office/drawing/2015/9/8/chartex" xmlns:cx2="http://schemas.microsoft.com/office/drawing/2015/10/21/chartex" xmlns:cx3="http://schemas.microsoft.com/office/drawing/2016/5/9/chartex" xmlns:cx4="http://schemas.microsoft.com/office/drawing/2016/5/10/chartex" xmlns:cx5="http://schemas.microsoft.com/office/drawing/2016/5/11/chartex" xmlns:cx6="http://schemas.microsoft.com/office/drawing/2016/5/12/chartex" xmlns:cx7="http://schemas.microsoft.com/office/drawing/2016/5/13/chartex" xmlns:cx8="http://schemas.microsoft.com/office/drawing/2016/5/14/chartex" xmlns:mc="http://schemas.openxmlformats.org/markup-compatibility/2006" xmlns:aink="http://schemas.microsoft.com/office/drawing/2016/ink" xmlns:am3d="http://schemas.microsoft.com/office/drawing/2017/model3d" xmlns:o="urn:schemas-microsoft-com:office:office" xmlns:oel="http://schemas.microsoft.com/office/2019/extlst" xmlns:r="http://schemas.openxmlformats.org/officeDocument/2006/relationships" xmlns:m="http://schemas.openxmlformats.org/officeDocument/2006/math" xmlns:v="urn:schemas-microsoft-com:vml" xmlns:wp14="http://schemas.microsoft.com/office/word/2010/wordprocessingDrawing" xmlns:wp="http://schemas.openxmlformats.org/drawingml/2006/wordprocessingDrawing" xmlns:w10="urn:schemas-microsoft-com:office:word" xmlns:w="http://schemas.openxmlformats.org/wordprocessingml/2006/main" xmlns:w14="http://schemas.microsoft.com/office/word/2010/wordml" xmlns:w15="http://schemas.microsoft.com/office/word/2012/wordml" xmlns:w16cex="http://schemas.microsoft.com/office/word/2018/wordml/cex" xmlns:w16cid="http://schemas.microsoft.com/office/word/2016/wordml/cid" xmlns:w16="http://schemas.microsoft.com/office/word/2018/wordml" xmlns:w16du="http://schemas.microsoft.com/office/word/2023/wordml/word16du" xmlns:w16sdtdh="http://schemas.microsoft.com/office/word/2020/wordml/sdtdatahash" xmlns:w16sdtfl="http://schemas.microsoft.com/office/word/2024/wordml/sdtformatlock" xmlns:w16se="http://schemas.microsoft.com/office/word/2015/wordml/symex" xmlns:wpg="http://schemas.microsoft.com/office/word/2010/wordprocessingGroup" xmlns:wpi="http://schemas.microsoft.com/office/word/2010/wordprocessingInk" xmlns:wne="http://schemas.microsoft.com/office/word/2006/wordml" xmlns:wps="http://schemas.microsoft.com/office/word/2010/wordprocessingShape" mc:Ignorable="w14 w15 w16se w16cid w16 w16cex w16sdtdh w16sdtfl w16du wp14">
+<w:numbering xmlns:wpc="http://schemas.microsoft.com/office/word/2010/wordprocessingCanvas" xmlns:cx="http://schemas.microsoft.com/office/drawing/2014/chartex" xmlns:cx1="http://schemas.microsoft.com/office/drawing/2015/9/8/chartex" xmlns:cx2="http://schemas.microsoft.com/office/drawing/2015/10/21/chartex" xmlns:cx3="http://schemas.microsoft.com/office/drawing/2016/5/9/chartex" xmlns:cx4="http://schemas.microsoft.com/office/drawing/2016/5/10/chartex" xmlns:cx5="http://schemas.microsoft.com/office/drawing/2016/5/11/chartex" xmlns:cx6="http://schemas.microsoft.com/office/drawing/2016/5/12/chartex" xmlns:cx7="http://schemas.microsoft.com/office/drawing/2016/5/13/chartex" xmlns:cx8="http://schemas.microsoft.com/office/drawing/2016/5/14/chartex" xmlns:mc="http://schemas.openxmlformats.org/markup-compatibility/2006" xmlns:m="http://schemas.openxmlformats.org/officeDocument/2006/math" xmlns:aink="http://schemas.microsoft.com/office/drawing/2016/ink" xmlns:am3d="http://schemas.microsoft.com/office/drawing/2017/model3d" xmlns:oel="http://schemas.microsoft.com/office/2019/extlst" xmlns:r="http://schemas.openxmlformats.org/officeDocument/2006/relationships" xmlns:wp14="http://schemas.microsoft.com/office/word/2010/wordprocessingDrawing" xmlns:wp="http://schemas.openxmlformats.org/drawingml/2006/wordprocessingDrawing" xmlns:wpg="http://schemas.microsoft.com/office/word/2010/wordprocessingGroup" xmlns:wpi="http://schemas.microsoft.com/office/word/2010/wordprocessingInk" xmlns:wps="http://schemas.microsoft.com/office/word/2010/wordprocessingShape" xmlns:o="urn:schemas-microsoft-com:office:office" xmlns:v="urn:schemas-microsoft-com:vml" xmlns:w10="urn:schemas-microsoft-com:office:word" xmlns:w="http://schemas.openxmlformats.org/wordprocessingml/2006/main" xmlns:w14="http://schemas.microsoft.com/office/word/2010/wordml" xmlns:w15="http://schemas.microsoft.com/office/word/2012/wordml" xmlns:w16cei="http://schemas.microsoft.com/office/word/2026/wordml/cei" xmlns:w16cex="http://schemas.microsoft.com/office/word/2018/wordml/cex" xmlns:w16cid="http://schemas.microsoft.com/office/word/2016/wordml/cid" xmlns:w16="http://schemas.microsoft.com/office/word/2018/wordml" xmlns:w16sdtdh="http://schemas.microsoft.com/office/word/2020/wordml/sdtdatahash" xmlns:w16sdtfl="http://schemas.microsoft.com/office/word/2024/wordml/sdtformatlock" xmlns:w16se="http://schemas.microsoft.com/office/word/2015/wordml/symex" xmlns:w16du="http://schemas.microsoft.com/office/word/2023/wordml/word16du" xmlns:wne="http://schemas.microsoft.com/office/word/2006/wordml" mc:Ignorable="w14 w15 w16se w16cid w16 w16cex w16sdtdh w16sdtfl w16du wp14">
   <w:abstractNum w:abstractNumId="0" w15:restartNumberingAfterBreak="0">
     <w:nsid w:val="FFFFFF7C"/>
     <w:multiLevelType w:val="singleLevel"/>
@@ -995,7 +1145,7 @@
 </file>
 
 <file path=word/styles.xml><?xml version="1.0" encoding="utf-8"?>
-<w:styles xmlns:mc="http://schemas.openxmlformats.org/markup-compatibility/2006" xmlns:r="http://schemas.openxmlformats.org/officeDocument/2006/relationships" xmlns:w="http://schemas.openxmlformats.org/wordprocessingml/2006/main" xmlns:w14="http://schemas.microsoft.com/office/word/2010/wordml" xmlns:w15="http://schemas.microsoft.com/office/word/2012/wordml" xmlns:w16cex="http://schemas.microsoft.com/office/word/2018/wordml/cex" xmlns:w16cid="http://schemas.microsoft.com/office/word/2016/wordml/cid" xmlns:w16="http://schemas.microsoft.com/office/word/2018/wordml" xmlns:w16du="http://schemas.microsoft.com/office/word/2023/wordml/word16du" xmlns:w16sdtdh="http://schemas.microsoft.com/office/word/2020/wordml/sdtdatahash" xmlns:w16sdtfl="http://schemas.microsoft.com/office/word/2024/wordml/sdtformatlock" xmlns:w16se="http://schemas.microsoft.com/office/word/2015/wordml/symex" mc:Ignorable="w14 w15 w16se w16cid w16 w16cex w16sdtdh w16sdtfl w16du">
+<w:styles xmlns:mc="http://schemas.openxmlformats.org/markup-compatibility/2006" xmlns:r="http://schemas.openxmlformats.org/officeDocument/2006/relationships" xmlns:w="http://schemas.openxmlformats.org/wordprocessingml/2006/main" xmlns:w14="http://schemas.microsoft.com/office/word/2010/wordml" xmlns:w15="http://schemas.microsoft.com/office/word/2012/wordml" xmlns:w16cex="http://schemas.microsoft.com/office/word/2018/wordml/cex" xmlns:w16cid="http://schemas.microsoft.com/office/word/2016/wordml/cid" xmlns:w16="http://schemas.microsoft.com/office/word/2018/wordml" xmlns:w16sdtdh="http://schemas.microsoft.com/office/word/2020/wordml/sdtdatahash" xmlns:w16sdtfl="http://schemas.microsoft.com/office/word/2024/wordml/sdtformatlock" xmlns:w16se="http://schemas.microsoft.com/office/word/2015/wordml/symex" xmlns:w16du="http://schemas.microsoft.com/office/word/2023/wordml/word16du" mc:Ignorable="w14 w15 w16se w16cid w16 w16cex w16sdtdh w16sdtfl w16du">
   <w:docDefaults>
     <w:rPrDefault>
       <w:rPr>
